--- a/docs/formatos/inspecciones/INSP-10 Sistema Presurizado Sala 12.docx
+++ b/docs/formatos/inspecciones/INSP-10 Sistema Presurizado Sala 12.docx
@@ -523,90 +523,6 @@
                 <w:lang w:val="en-US"/>
               </w:rPr>
               <w:t xml:space="preserve"> </w:t>
-            </w:r>
-          </w:p>
-        </w:tc>
-      </w:tr>
-      <w:tr>
-        <w:trPr>
-          <w:trHeight w:val="310"/>
-        </w:trPr>
-        <w:tc>
-          <w:tcPr>
-            <w:tcW w:w="4727" w:type="dxa"/>
-            <w:tcBorders>
-              <w:top w:val="single" w:sz="4" w:space="0" w:color="000000" w:themeColor="text1"/>
-              <w:left w:val="single" w:sz="4" w:space="0" w:color="000000" w:themeColor="text1"/>
-              <w:bottom w:val="single" w:sz="4" w:space="0" w:color="000000" w:themeColor="text1"/>
-              <w:right w:val="single" w:sz="4" w:space="0" w:color="000000" w:themeColor="text1"/>
-            </w:tcBorders>
-          </w:tcPr>
-          <w:p>
-            <w:pPr>
-              <w:rPr>
-                <w:rFonts w:cs="Calibri"/>
-              </w:rPr>
-            </w:pPr>
-            <w:proofErr w:type="spellStart"/>
-            <w:r>
-              <w:rPr>
-                <w:rFonts w:eastAsia="Times New Roman" w:cs="Calibri"/>
-                <w:b/>
-                <w:bCs/>
-                <w:sz w:val="20"/>
-                <w:szCs w:val="20"/>
-                <w:lang w:val="en-US"/>
-              </w:rPr>
-              <w:t>Participantes</w:t>
-            </w:r>
-            <w:proofErr w:type="spellEnd"/>
-            <w:r>
-              <w:rPr>
-                <w:rFonts w:eastAsia="Times New Roman" w:cs="Calibri"/>
-                <w:b/>
-                <w:bCs/>
-                <w:sz w:val="20"/>
-                <w:szCs w:val="20"/>
-                <w:lang w:val="en-US"/>
-              </w:rPr>
-              <w:t xml:space="preserve">: </w:t>
-            </w:r>
-          </w:p>
-        </w:tc>
-        <w:tc>
-          <w:tcPr>
-            <w:tcW w:w="4367" w:type="dxa"/>
-            <w:tcBorders>
-              <w:top w:val="single" w:sz="4" w:space="0" w:color="000000" w:themeColor="text1"/>
-              <w:left w:val="single" w:sz="4" w:space="0" w:color="000000" w:themeColor="text1"/>
-              <w:bottom w:val="single" w:sz="4" w:space="0" w:color="000000" w:themeColor="text1"/>
-              <w:right w:val="single" w:sz="4" w:space="0" w:color="000000" w:themeColor="text1"/>
-            </w:tcBorders>
-          </w:tcPr>
-          <w:p>
-            <w:pPr>
-              <w:ind w:left="5"/>
-              <w:rPr>
-                <w:rFonts w:cs="Calibri"/>
-              </w:rPr>
-            </w:pPr>
-            <w:proofErr w:type="spellStart"/>
-            <w:r>
-              <w:rPr>
-                <w:rFonts w:eastAsia="Times New Roman" w:cs="Calibri"/>
-                <w:b/>
-                <w:sz w:val="20"/>
-              </w:rPr>
-              <w:t>Firma</w:t>
-            </w:r>
-            <w:proofErr w:type="spellEnd"/>
-            <w:r>
-              <w:rPr>
-                <w:rFonts w:eastAsia="Times New Roman" w:cs="Calibri"/>
-                <w:b/>
-                <w:sz w:val="20"/>
-              </w:rPr>
-              <w:t xml:space="preserve">: </w:t>
             </w:r>
           </w:p>
         </w:tc>

--- a/docs/formatos/inspecciones/INSP-10 Sistema Presurizado Sala 12.docx
+++ b/docs/formatos/inspecciones/INSP-10 Sistema Presurizado Sala 12.docx
@@ -523,6 +523,90 @@
                 <w:lang w:val="en-US"/>
               </w:rPr>
               <w:t xml:space="preserve"> </w:t>
+            </w:r>
+          </w:p>
+        </w:tc>
+      </w:tr>
+      <w:tr>
+        <w:trPr>
+          <w:trHeight w:val="310"/>
+        </w:trPr>
+        <w:tc>
+          <w:tcPr>
+            <w:tcW w:w="4727" w:type="dxa"/>
+            <w:tcBorders>
+              <w:top w:val="single" w:sz="4" w:space="0" w:color="000000" w:themeColor="text1"/>
+              <w:left w:val="single" w:sz="4" w:space="0" w:color="000000" w:themeColor="text1"/>
+              <w:bottom w:val="single" w:sz="4" w:space="0" w:color="000000" w:themeColor="text1"/>
+              <w:right w:val="single" w:sz="4" w:space="0" w:color="000000" w:themeColor="text1"/>
+            </w:tcBorders>
+          </w:tcPr>
+          <w:p>
+            <w:pPr>
+              <w:rPr>
+                <w:rFonts w:cs="Calibri"/>
+              </w:rPr>
+            </w:pPr>
+            <w:proofErr w:type="spellStart"/>
+            <w:r>
+              <w:rPr>
+                <w:rFonts w:eastAsia="Times New Roman" w:cs="Calibri"/>
+                <w:b/>
+                <w:bCs/>
+                <w:sz w:val="20"/>
+                <w:szCs w:val="20"/>
+                <w:lang w:val="en-US"/>
+              </w:rPr>
+              <w:t>Participantes</w:t>
+            </w:r>
+            <w:proofErr w:type="spellEnd"/>
+            <w:r>
+              <w:rPr>
+                <w:rFonts w:eastAsia="Times New Roman" w:cs="Calibri"/>
+                <w:b/>
+                <w:bCs/>
+                <w:sz w:val="20"/>
+                <w:szCs w:val="20"/>
+                <w:lang w:val="en-US"/>
+              </w:rPr>
+              <w:t xml:space="preserve">: </w:t>
+            </w:r>
+          </w:p>
+        </w:tc>
+        <w:tc>
+          <w:tcPr>
+            <w:tcW w:w="4367" w:type="dxa"/>
+            <w:tcBorders>
+              <w:top w:val="single" w:sz="4" w:space="0" w:color="000000" w:themeColor="text1"/>
+              <w:left w:val="single" w:sz="4" w:space="0" w:color="000000" w:themeColor="text1"/>
+              <w:bottom w:val="single" w:sz="4" w:space="0" w:color="000000" w:themeColor="text1"/>
+              <w:right w:val="single" w:sz="4" w:space="0" w:color="000000" w:themeColor="text1"/>
+            </w:tcBorders>
+          </w:tcPr>
+          <w:p>
+            <w:pPr>
+              <w:ind w:left="5"/>
+              <w:rPr>
+                <w:rFonts w:cs="Calibri"/>
+              </w:rPr>
+            </w:pPr>
+            <w:proofErr w:type="spellStart"/>
+            <w:r>
+              <w:rPr>
+                <w:rFonts w:eastAsia="Times New Roman" w:cs="Calibri"/>
+                <w:b/>
+                <w:sz w:val="20"/>
+              </w:rPr>
+              <w:t/>
+            </w:r>
+            <w:proofErr w:type="spellEnd"/>
+            <w:r>
+              <w:rPr>
+                <w:rFonts w:eastAsia="Times New Roman" w:cs="Calibri"/>
+                <w:b/>
+                <w:sz w:val="20"/>
+              </w:rPr>
+              <w:t xml:space="preserve"/>
             </w:r>
           </w:p>
         </w:tc>

--- a/docs/formatos/inspecciones/INSP-10 Sistema Presurizado Sala 12.docx
+++ b/docs/formatos/inspecciones/INSP-10 Sistema Presurizado Sala 12.docx
@@ -557,7 +557,7 @@
                 <w:szCs w:val="20"/>
                 <w:lang w:val="en-US"/>
               </w:rPr>
-              <w:t>Participantes</w:t>
+              <w:t>Participantes:</w:t>
             </w:r>
             <w:proofErr w:type="spellEnd"/>
             <w:r>
@@ -569,7 +569,7 @@
                 <w:szCs w:val="20"/>
                 <w:lang w:val="en-US"/>
               </w:rPr>
-              <w:t xml:space="preserve">: </w:t>
+              <w:t xml:space="preserve"/>
             </w:r>
           </w:p>
         </w:tc>
@@ -652,7 +652,7 @@
                 <w:szCs w:val="20"/>
                 <w:lang w:val="es-CL"/>
               </w:rPr>
-              <w:t xml:space="preserve"> </w:t>
+              <w:t xml:space="preserve"/>
             </w:r>
           </w:p>
         </w:tc>
@@ -683,7 +683,7 @@
                 <w:szCs w:val="20"/>
                 <w:lang w:val="en-US"/>
               </w:rPr>
-              <w:t>Firma</w:t>
+              <w:t>Firma:</w:t>
             </w:r>
             <w:proofErr w:type="spellEnd"/>
             <w:r>
@@ -695,7 +695,7 @@
                 <w:szCs w:val="20"/>
                 <w:lang w:val="en-US"/>
               </w:rPr>
-              <w:t>:</w:t>
+              <w:t/>
             </w:r>
             <w:r>
               <w:rPr>
@@ -706,7 +706,7 @@
                 <w:szCs w:val="20"/>
                 <w:lang w:val="en-US"/>
               </w:rPr>
-              <w:t xml:space="preserve"> </w:t>
+              <w:t xml:space="preserve"/>
             </w:r>
           </w:p>
         </w:tc>
@@ -739,37 +739,37 @@
                 <w:sz w:val="20"/>
                 <w:szCs w:val="20"/>
               </w:rPr>
-              <w:t>Supervisor</w:t>
-            </w:r>
-            <w:r>
-              <w:rPr>
-                <w:rFonts w:eastAsia="Times New Roman" w:cs="Calibri"/>
-                <w:b/>
-                <w:bCs/>
-                <w:sz w:val="20"/>
-                <w:szCs w:val="20"/>
-              </w:rPr>
-              <w:t xml:space="preserve"> Bbosch</w:t>
-            </w:r>
-            <w:r>
-              <w:rPr>
-                <w:rFonts w:eastAsia="Times New Roman" w:cs="Calibri"/>
-                <w:b/>
-                <w:bCs/>
-                <w:sz w:val="20"/>
-                <w:szCs w:val="20"/>
-              </w:rPr>
-              <w:t>:</w:t>
-            </w:r>
-            <w:r>
-              <w:rPr>
-                <w:rFonts w:eastAsia="Times New Roman" w:cs="Calibri"/>
-                <w:b/>
-                <w:bCs/>
-                <w:sz w:val="20"/>
-                <w:szCs w:val="20"/>
-              </w:rPr>
-              <w:t xml:space="preserve"> </w:t>
+              <w:t>Supervisor Bbosch:</w:t>
+            </w:r>
+            <w:r>
+              <w:rPr>
+                <w:rFonts w:eastAsia="Times New Roman" w:cs="Calibri"/>
+                <w:b/>
+                <w:bCs/>
+                <w:sz w:val="20"/>
+                <w:szCs w:val="20"/>
+              </w:rPr>
+              <w:t xml:space="preserve"/>
+            </w:r>
+            <w:r>
+              <w:rPr>
+                <w:rFonts w:eastAsia="Times New Roman" w:cs="Calibri"/>
+                <w:b/>
+                <w:bCs/>
+                <w:sz w:val="20"/>
+                <w:szCs w:val="20"/>
+              </w:rPr>
+              <w:t/>
+            </w:r>
+            <w:r>
+              <w:rPr>
+                <w:rFonts w:eastAsia="Times New Roman" w:cs="Calibri"/>
+                <w:b/>
+                <w:bCs/>
+                <w:sz w:val="20"/>
+                <w:szCs w:val="20"/>
+              </w:rPr>
+              <w:t xml:space="preserve"/>
             </w:r>
           </w:p>
         </w:tc>
@@ -800,7 +800,7 @@
                 <w:szCs w:val="20"/>
                 <w:lang w:val="en-US"/>
               </w:rPr>
-              <w:t>Firma</w:t>
+              <w:t>Firma:</w:t>
             </w:r>
             <w:proofErr w:type="spellEnd"/>
             <w:r>
@@ -812,7 +812,7 @@
                 <w:szCs w:val="20"/>
                 <w:lang w:val="en-US"/>
               </w:rPr>
-              <w:t>:</w:t>
+              <w:t/>
             </w:r>
             <w:r>
               <w:rPr>
@@ -823,7 +823,7 @@
                 <w:szCs w:val="20"/>
                 <w:lang w:val="en-US"/>
               </w:rPr>
-              <w:t xml:space="preserve"> </w:t>
+              <w:t xml:space="preserve"/>
             </w:r>
           </w:p>
         </w:tc>
@@ -858,7 +858,7 @@
                 <w:szCs w:val="20"/>
                 <w:lang w:val="en-US"/>
               </w:rPr>
-              <w:t>Planificador</w:t>
+              <w:t>Planificador Bbosch:</w:t>
             </w:r>
             <w:proofErr w:type="spellEnd"/>
             <w:r>
@@ -870,7 +870,7 @@
                 <w:szCs w:val="20"/>
                 <w:lang w:val="en-US"/>
               </w:rPr>
-              <w:t xml:space="preserve"> Bbosch</w:t>
+              <w:t xml:space="preserve"/>
             </w:r>
             <w:r>
               <w:rPr>
@@ -881,7 +881,7 @@
                 <w:szCs w:val="20"/>
                 <w:lang w:val="en-US"/>
               </w:rPr>
-              <w:t xml:space="preserve">: </w:t>
+              <w:t xml:space="preserve"/>
             </w:r>
           </w:p>
         </w:tc>
@@ -912,7 +912,7 @@
                 <w:szCs w:val="20"/>
                 <w:lang w:val="en-US"/>
               </w:rPr>
-              <w:t>Firma</w:t>
+              <w:t>Firma:</w:t>
             </w:r>
             <w:proofErr w:type="spellEnd"/>
             <w:r>
@@ -924,7 +924,7 @@
                 <w:szCs w:val="20"/>
                 <w:lang w:val="en-US"/>
               </w:rPr>
-              <w:t>:</w:t>
+              <w:t/>
             </w:r>
             <w:r>
               <w:rPr>
@@ -935,7 +935,7 @@
                 <w:szCs w:val="20"/>
                 <w:lang w:val="en-US"/>
               </w:rPr>
-              <w:t xml:space="preserve"> </w:t>
+              <w:t xml:space="preserve"/>
             </w:r>
           </w:p>
         </w:tc>
